--- a/rus/docx/05.content.docx
+++ b/rus/docx/05.content.docx
@@ -19,7 +19,7 @@
         <w:rPr>
           <w:lang w:val="ru_RU" w:bidi="ru_RU"/>
         </w:rPr>
-        <w:t>Resource: Заметки к учебнику - Вступления к книгам (Тиндейл)</w:t>
+        <w:t>Resource: Tyndale Open Study Notes</w:t>
       </w:r>
       <w:r>
         <w:rPr>
@@ -112,7 +112,7 @@
         <w:rPr>
           <w:lang w:val="ru_RU" w:bidi="ru_RU"/>
         </w:rPr>
-        <w:t>Заметки к учебнику - Вступления к книгам (Тиндейл)</w:t>
+        <w:t>Tyndale Open Study Notes</w:t>
       </w:r>
     </w:p>
     <w:p>

--- a/rus/docx/05.content.docx
+++ b/rus/docx/05.content.docx
@@ -19,7 +19,7 @@
         <w:rPr>
           <w:lang w:val="ru_RU" w:bidi="ru_RU"/>
         </w:rPr>
-        <w:t>Resource: Tyndale Open Study Notes</w:t>
+        <w:t>Resource: Aquifer Open Study Notes (Book Intros)</w:t>
       </w:r>
       <w:r>
         <w:rPr>
@@ -112,7 +112,7 @@
         <w:rPr>
           <w:lang w:val="ru_RU" w:bidi="ru_RU"/>
         </w:rPr>
-        <w:t>Tyndale Open Study Notes</w:t>
+        <w:t>Aquifer Open Study Notes (Book Intros)</w:t>
       </w:r>
     </w:p>
     <w:p>

--- a/rus/docx/05.content.docx
+++ b/rus/docx/05.content.docx
@@ -233,18 +233,12 @@
         </w:rPr>
         <w:t>Сначала Бог открыл национальную «конституцию» Израиля Моисею на горе Синай (</w:t>
       </w:r>
-      <w:hyperlink r:id="rId13">
-        <w:r>
-          <w:rPr>
-            <w:lang w:val="ru_RU" w:bidi="ru_RU"/>
-          </w:rPr>
-          <w:rPr>
-            <w:color w:val="0000EE"/>
-            <w:u w:val="single"/>
-          </w:rPr>
-          <w:t>Исх.20–23</w:t>
-        </w:r>
-      </w:hyperlink>
+      <w:r>
+        <w:rPr>
+          <w:lang w:val="ru_RU" w:bidi="ru_RU"/>
+        </w:rPr>
+        <w:t>Исх.20–23</w:t>
+      </w:r>
       <w:r>
         <w:rPr>
           <w:lang w:val="ru_RU" w:bidi="ru_RU"/>
@@ -290,18 +284,12 @@
         </w:rPr>
         <w:t>Моисей знал, что он умрёт раньше, чем приведёт свой народ к месту назначения. Поэтому перед смертью ему нужно было напомнить людям об условиях завета, который Бог ему открыл. Первоначальный завет был заключён с Израилем по пути в Ханаан тридцатью восемью годами ранее на Синае (</w:t>
       </w:r>
-      <w:hyperlink r:id="rId14">
-        <w:r>
-          <w:rPr>
-            <w:lang w:val="ru_RU" w:bidi="ru_RU"/>
-          </w:rPr>
-          <w:rPr>
-            <w:color w:val="0000EE"/>
-            <w:u w:val="single"/>
-          </w:rPr>
-          <w:t>Исх.19–24</w:t>
-        </w:r>
-      </w:hyperlink>
+      <w:r>
+        <w:rPr>
+          <w:lang w:val="ru_RU" w:bidi="ru_RU"/>
+        </w:rPr>
+        <w:t>Исх.19–24</w:t>
+      </w:r>
       <w:r>
         <w:rPr>
           <w:lang w:val="ru_RU" w:bidi="ru_RU"/>
@@ -373,18 +361,12 @@
           <w:lang w:val="ru_RU" w:bidi="ru_RU"/>
         </w:rPr>
       </w:r>
-      <w:hyperlink r:id="rId15">
-        <w:r>
-          <w:rPr>
-            <w:lang w:val="ru_RU" w:bidi="ru_RU"/>
-          </w:rPr>
-          <w:rPr>
-            <w:color w:val="0000EE"/>
-            <w:u w:val="single"/>
-          </w:rPr>
-          <w:t>1:1–5</w:t>
-        </w:r>
-      </w:hyperlink>
+      <w:r>
+        <w:rPr>
+          <w:lang w:val="ru_RU" w:bidi="ru_RU"/>
+        </w:rPr>
+        <w:t>1:1–5</w:t>
+      </w:r>
       <w:r>
         <w:rPr>
           <w:lang w:val="ru_RU" w:bidi="ru_RU"/>
@@ -403,18 +385,12 @@
           <w:lang w:val="ru_RU" w:bidi="ru_RU"/>
         </w:rPr>
       </w:r>
-      <w:hyperlink r:id="rId16">
-        <w:r>
-          <w:rPr>
-            <w:lang w:val="ru_RU" w:bidi="ru_RU"/>
-          </w:rPr>
-          <w:rPr>
-            <w:color w:val="0000EE"/>
-            <w:u w:val="single"/>
-          </w:rPr>
-          <w:t>1:6–4:49</w:t>
-        </w:r>
-      </w:hyperlink>
+      <w:r>
+        <w:rPr>
+          <w:lang w:val="ru_RU" w:bidi="ru_RU"/>
+        </w:rPr>
+        <w:t>1:6–4:49</w:t>
+      </w:r>
       <w:r>
         <w:rPr>
           <w:lang w:val="ru_RU" w:bidi="ru_RU"/>
@@ -433,18 +409,12 @@
           <w:lang w:val="ru_RU" w:bidi="ru_RU"/>
         </w:rPr>
       </w:r>
-      <w:hyperlink r:id="rId17">
-        <w:r>
-          <w:rPr>
-            <w:lang w:val="ru_RU" w:bidi="ru_RU"/>
-          </w:rPr>
-          <w:rPr>
-            <w:color w:val="0000EE"/>
-            <w:u w:val="single"/>
-          </w:rPr>
-          <w:t>5:1–26:15</w:t>
-        </w:r>
-      </w:hyperlink>
+      <w:r>
+        <w:rPr>
+          <w:lang w:val="ru_RU" w:bidi="ru_RU"/>
+        </w:rPr>
+        <w:t>5:1–26:15</w:t>
+      </w:r>
       <w:r>
         <w:rPr>
           <w:lang w:val="ru_RU" w:bidi="ru_RU"/>
@@ -463,18 +433,12 @@
           <w:lang w:val="ru_RU" w:bidi="ru_RU"/>
         </w:rPr>
       </w:r>
-      <w:hyperlink r:id="rId18">
-        <w:r>
-          <w:rPr>
-            <w:lang w:val="ru_RU" w:bidi="ru_RU"/>
-          </w:rPr>
-          <w:rPr>
-            <w:color w:val="0000EE"/>
-            <w:u w:val="single"/>
-          </w:rPr>
-          <w:t>26:16–29:1</w:t>
-        </w:r>
-      </w:hyperlink>
+      <w:r>
+        <w:rPr>
+          <w:lang w:val="ru_RU" w:bidi="ru_RU"/>
+        </w:rPr>
+        <w:t>26:16–29:1</w:t>
+      </w:r>
       <w:r>
         <w:rPr>
           <w:lang w:val="ru_RU" w:bidi="ru_RU"/>
@@ -493,18 +457,12 @@
           <w:lang w:val="ru_RU" w:bidi="ru_RU"/>
         </w:rPr>
       </w:r>
-      <w:hyperlink r:id="rId19">
-        <w:r>
-          <w:rPr>
-            <w:lang w:val="ru_RU" w:bidi="ru_RU"/>
-          </w:rPr>
-          <w:rPr>
-            <w:color w:val="0000EE"/>
-            <w:u w:val="single"/>
-          </w:rPr>
-          <w:t>29:2–30:20</w:t>
-        </w:r>
-      </w:hyperlink>
+      <w:r>
+        <w:rPr>
+          <w:lang w:val="ru_RU" w:bidi="ru_RU"/>
+        </w:rPr>
+        <w:t>29:2–30:20</w:t>
+      </w:r>
       <w:r>
         <w:rPr>
           <w:lang w:val="ru_RU" w:bidi="ru_RU"/>
@@ -523,18 +481,12 @@
           <w:lang w:val="ru_RU" w:bidi="ru_RU"/>
         </w:rPr>
       </w:r>
-      <w:hyperlink r:id="rId20">
-        <w:r>
-          <w:rPr>
-            <w:lang w:val="ru_RU" w:bidi="ru_RU"/>
-          </w:rPr>
-          <w:rPr>
-            <w:color w:val="0000EE"/>
-            <w:u w:val="single"/>
-          </w:rPr>
-          <w:t>31:1–29</w:t>
-        </w:r>
-      </w:hyperlink>
+      <w:r>
+        <w:rPr>
+          <w:lang w:val="ru_RU" w:bidi="ru_RU"/>
+        </w:rPr>
+        <w:t>31:1–29</w:t>
+      </w:r>
       <w:r>
         <w:rPr>
           <w:lang w:val="ru_RU" w:bidi="ru_RU"/>
@@ -553,18 +505,12 @@
           <w:lang w:val="ru_RU" w:bidi="ru_RU"/>
         </w:rPr>
       </w:r>
-      <w:hyperlink r:id="rId21">
-        <w:r>
-          <w:rPr>
-            <w:lang w:val="ru_RU" w:bidi="ru_RU"/>
-          </w:rPr>
-          <w:rPr>
-            <w:color w:val="0000EE"/>
-            <w:u w:val="single"/>
-          </w:rPr>
-          <w:t>31:30–32:43</w:t>
-        </w:r>
-      </w:hyperlink>
+      <w:r>
+        <w:rPr>
+          <w:lang w:val="ru_RU" w:bidi="ru_RU"/>
+        </w:rPr>
+        <w:t>31:30–32:43</w:t>
+      </w:r>
       <w:r>
         <w:rPr>
           <w:lang w:val="ru_RU" w:bidi="ru_RU"/>
@@ -610,180 +556,120 @@
         </w:rPr>
         <w:t xml:space="preserve">Древняя иудейская и христианская традиция гласит, что Второзаконие написал Моисей. Как в Ветхом Завете, так и в Новом Завете говорится об авторстве Моисея (см. </w:t>
       </w:r>
-      <w:hyperlink r:id="rId22">
-        <w:r>
-          <w:rPr>
-            <w:lang w:val="ru_RU" w:bidi="ru_RU"/>
-          </w:rPr>
-          <w:rPr>
-            <w:color w:val="0000EE"/>
-            <w:u w:val="single"/>
-          </w:rPr>
-          <w:t>1Цар.2:3</w:t>
-        </w:r>
-      </w:hyperlink>
+      <w:r>
+        <w:rPr>
+          <w:lang w:val="ru_RU" w:bidi="ru_RU"/>
+        </w:rPr>
+        <w:t>1Цар.2:3</w:t>
+      </w:r>
       <w:r>
         <w:rPr>
           <w:lang w:val="ru_RU" w:bidi="ru_RU"/>
         </w:rPr>
         <w:t xml:space="preserve">; </w:t>
       </w:r>
-      <w:hyperlink r:id="rId23">
-        <w:r>
-          <w:rPr>
-            <w:lang w:val="ru_RU" w:bidi="ru_RU"/>
-          </w:rPr>
-          <w:rPr>
-            <w:color w:val="0000EE"/>
-            <w:u w:val="single"/>
-          </w:rPr>
-          <w:t>2Цар.14:6</w:t>
-        </w:r>
-      </w:hyperlink>
+      <w:r>
+        <w:rPr>
+          <w:lang w:val="ru_RU" w:bidi="ru_RU"/>
+        </w:rPr>
+        <w:t>2Цар.14:6</w:t>
+      </w:r>
       <w:r>
         <w:rPr>
           <w:lang w:val="ru_RU" w:bidi="ru_RU"/>
         </w:rPr>
         <w:t xml:space="preserve">; </w:t>
       </w:r>
-      <w:hyperlink r:id="rId24">
-        <w:r>
-          <w:rPr>
-            <w:lang w:val="ru_RU" w:bidi="ru_RU"/>
-          </w:rPr>
-          <w:rPr>
-            <w:color w:val="0000EE"/>
-            <w:u w:val="single"/>
-          </w:rPr>
-          <w:t>2Пар.25:4</w:t>
-        </w:r>
-      </w:hyperlink>
+      <w:r>
+        <w:rPr>
+          <w:lang w:val="ru_RU" w:bidi="ru_RU"/>
+        </w:rPr>
+        <w:t>2Пар.25:4</w:t>
+      </w:r>
       <w:r>
         <w:rPr>
           <w:lang w:val="ru_RU" w:bidi="ru_RU"/>
         </w:rPr>
         <w:t xml:space="preserve">; </w:t>
       </w:r>
-      <w:hyperlink r:id="rId25">
-        <w:r>
-          <w:rPr>
-            <w:lang w:val="ru_RU" w:bidi="ru_RU"/>
-          </w:rPr>
-          <w:rPr>
-            <w:color w:val="0000EE"/>
-            <w:u w:val="single"/>
-          </w:rPr>
-          <w:t>Езд.3:2</w:t>
-        </w:r>
-      </w:hyperlink>
+      <w:r>
+        <w:rPr>
+          <w:lang w:val="ru_RU" w:bidi="ru_RU"/>
+        </w:rPr>
+        <w:t>Езд.3:2</w:t>
+      </w:r>
       <w:r>
         <w:rPr>
           <w:lang w:val="ru_RU" w:bidi="ru_RU"/>
         </w:rPr>
         <w:t xml:space="preserve">; </w:t>
       </w:r>
-      <w:hyperlink r:id="rId26">
-        <w:r>
-          <w:rPr>
-            <w:lang w:val="ru_RU" w:bidi="ru_RU"/>
-          </w:rPr>
-          <w:rPr>
-            <w:color w:val="0000EE"/>
-            <w:u w:val="single"/>
-          </w:rPr>
-          <w:t>Мф.19:7</w:t>
-        </w:r>
-      </w:hyperlink>
+      <w:r>
+        <w:rPr>
+          <w:lang w:val="ru_RU" w:bidi="ru_RU"/>
+        </w:rPr>
+        <w:t>Мф.19:7</w:t>
+      </w:r>
       <w:r>
         <w:rPr>
           <w:lang w:val="ru_RU" w:bidi="ru_RU"/>
         </w:rPr>
         <w:t xml:space="preserve">; </w:t>
       </w:r>
-      <w:hyperlink r:id="rId27">
-        <w:r>
-          <w:rPr>
-            <w:lang w:val="ru_RU" w:bidi="ru_RU"/>
-          </w:rPr>
-          <w:rPr>
-            <w:color w:val="0000EE"/>
-            <w:u w:val="single"/>
-          </w:rPr>
-          <w:t>Мк.12:19</w:t>
-        </w:r>
-      </w:hyperlink>
+      <w:r>
+        <w:rPr>
+          <w:lang w:val="ru_RU" w:bidi="ru_RU"/>
+        </w:rPr>
+        <w:t>Мк.12:19</w:t>
+      </w:r>
       <w:r>
         <w:rPr>
           <w:lang w:val="ru_RU" w:bidi="ru_RU"/>
         </w:rPr>
         <w:t xml:space="preserve">; </w:t>
       </w:r>
-      <w:hyperlink r:id="rId28">
-        <w:r>
-          <w:rPr>
-            <w:lang w:val="ru_RU" w:bidi="ru_RU"/>
-          </w:rPr>
-          <w:rPr>
-            <w:color w:val="0000EE"/>
-            <w:u w:val="single"/>
-          </w:rPr>
-          <w:t>Лк.20:28</w:t>
-        </w:r>
-      </w:hyperlink>
+      <w:r>
+        <w:rPr>
+          <w:lang w:val="ru_RU" w:bidi="ru_RU"/>
+        </w:rPr>
+        <w:t>Лк.20:28</w:t>
+      </w:r>
       <w:r>
         <w:rPr>
           <w:lang w:val="ru_RU" w:bidi="ru_RU"/>
         </w:rPr>
         <w:t xml:space="preserve">; </w:t>
       </w:r>
-      <w:hyperlink r:id="rId29">
-        <w:r>
-          <w:rPr>
-            <w:lang w:val="ru_RU" w:bidi="ru_RU"/>
-          </w:rPr>
-          <w:rPr>
-            <w:color w:val="0000EE"/>
-            <w:u w:val="single"/>
-          </w:rPr>
-          <w:t>Деян.3:22–23</w:t>
-        </w:r>
-      </w:hyperlink>
+      <w:r>
+        <w:rPr>
+          <w:lang w:val="ru_RU" w:bidi="ru_RU"/>
+        </w:rPr>
+        <w:t>Деян.3:22–23</w:t>
+      </w:r>
       <w:r>
         <w:rPr>
           <w:lang w:val="ru_RU" w:bidi="ru_RU"/>
         </w:rPr>
         <w:t xml:space="preserve">; </w:t>
       </w:r>
-      <w:hyperlink r:id="rId30">
-        <w:r>
-          <w:rPr>
-            <w:lang w:val="ru_RU" w:bidi="ru_RU"/>
-          </w:rPr>
-          <w:rPr>
-            <w:color w:val="0000EE"/>
-            <w:u w:val="single"/>
-          </w:rPr>
-          <w:t>Рим.10:19</w:t>
-        </w:r>
-      </w:hyperlink>
+      <w:r>
+        <w:rPr>
+          <w:lang w:val="ru_RU" w:bidi="ru_RU"/>
+        </w:rPr>
+        <w:t>Рим.10:19</w:t>
+      </w:r>
       <w:r>
         <w:rPr>
           <w:lang w:val="ru_RU" w:bidi="ru_RU"/>
         </w:rPr>
         <w:t xml:space="preserve">; </w:t>
       </w:r>
-      <w:hyperlink r:id="rId31">
-        <w:r>
-          <w:rPr>
-            <w:lang w:val="ru_RU" w:bidi="ru_RU"/>
-          </w:rPr>
-          <w:rPr>
-            <w:color w:val="0000EE"/>
-            <w:u w:val="single"/>
-          </w:rPr>
-          <w:t>1Кор.9:9</w:t>
-        </w:r>
-      </w:hyperlink>
+      <w:r>
+        <w:rPr>
+          <w:lang w:val="ru_RU" w:bidi="ru_RU"/>
+        </w:rPr>
+        <w:t>1Кор.9:9</w:t>
+      </w:r>
       <w:r>
         <w:rPr>
           <w:lang w:val="ru_RU" w:bidi="ru_RU"/>
@@ -804,18 +690,12 @@
         </w:rPr>
         <w:t xml:space="preserve">Однако в течение последних двух столетий критически настроенные исследователи отрицали, что Моисей написал Второзаконие. Некоторые исследователи считают, что Второзаконие — это свиток, найденный в Храме во время царя Иосии (около 621 г. до н.э.; см. </w:t>
       </w:r>
-      <w:hyperlink r:id="rId32">
-        <w:r>
-          <w:rPr>
-            <w:lang w:val="ru_RU" w:bidi="ru_RU"/>
-          </w:rPr>
-          <w:rPr>
-            <w:color w:val="0000EE"/>
-            <w:u w:val="single"/>
-          </w:rPr>
-          <w:t>4Цар.22:8–20</w:t>
-        </w:r>
-      </w:hyperlink>
+      <w:r>
+        <w:rPr>
+          <w:lang w:val="ru_RU" w:bidi="ru_RU"/>
+        </w:rPr>
+        <w:t>4Цар.22:8–20</w:t>
+      </w:r>
       <w:r>
         <w:rPr>
           <w:lang w:val="ru_RU" w:bidi="ru_RU"/>
@@ -850,18 +730,12 @@
         </w:rPr>
         <w:t xml:space="preserve">Коротко говоря, традиционная точка зрения о том, что Моисей является автором большей части книги, вполне обоснована. Некоторые вставки редактора были добавлены в книгу позднее (например, рассказ о смерти Моисея; </w:t>
       </w:r>
-      <w:hyperlink r:id="rId33">
-        <w:r>
-          <w:rPr>
-            <w:lang w:val="ru_RU" w:bidi="ru_RU"/>
-          </w:rPr>
-          <w:rPr>
-            <w:color w:val="0000EE"/>
-            <w:u w:val="single"/>
-          </w:rPr>
-          <w:t>34:5–12</w:t>
-        </w:r>
-      </w:hyperlink>
+      <w:r>
+        <w:rPr>
+          <w:lang w:val="ru_RU" w:bidi="ru_RU"/>
+        </w:rPr>
+        <w:t>34:5–12</w:t>
+      </w:r>
       <w:r>
         <w:rPr>
           <w:lang w:val="ru_RU" w:bidi="ru_RU"/>
@@ -933,18 +807,12 @@
         </w:rPr>
         <w:t>То, что Моисей записал текст книги в форме сюзерен-вассального договора, показывает, что Второзаконие — это текст завета (завет — это и есть договор). Бог избрал Израиль быть Его особым народом. Не завет сделал их такими, ведь они уже были Божьим народом ещё до исхода из Египта (</w:t>
       </w:r>
-      <w:hyperlink r:id="rId34">
-        <w:r>
-          <w:rPr>
-            <w:lang w:val="ru_RU" w:bidi="ru_RU"/>
-          </w:rPr>
-          <w:rPr>
-            <w:color w:val="0000EE"/>
-            <w:u w:val="single"/>
-          </w:rPr>
-          <w:t>Исх.4:22–23</w:t>
-        </w:r>
-      </w:hyperlink>
+      <w:r>
+        <w:rPr>
+          <w:lang w:val="ru_RU" w:bidi="ru_RU"/>
+        </w:rPr>
+        <w:t>Исх.4:22–23</w:t>
+      </w:r>
       <w:r>
         <w:rPr>
           <w:lang w:val="ru_RU" w:bidi="ru_RU"/>
@@ -990,90 +858,60 @@
         </w:rPr>
         <w:t>Израиль имел выбор принять или отвергнуть Божий завет (</w:t>
       </w:r>
-      <w:hyperlink r:id="rId35">
-        <w:r>
-          <w:rPr>
-            <w:lang w:val="ru_RU" w:bidi="ru_RU"/>
-          </w:rPr>
-          <w:rPr>
-            <w:color w:val="0000EE"/>
-            <w:u w:val="single"/>
-          </w:rPr>
-          <w:t>Исх.19:7–8</w:t>
-        </w:r>
-      </w:hyperlink>
+      <w:r>
+        <w:rPr>
+          <w:lang w:val="ru_RU" w:bidi="ru_RU"/>
+        </w:rPr>
+        <w:t>Исх.19:7–8</w:t>
+      </w:r>
       <w:r>
         <w:rPr>
           <w:lang w:val="ru_RU" w:bidi="ru_RU"/>
         </w:rPr>
         <w:t>). Как только они приняли его, распределение благословений и проклятий, как это указано в завете, зависело от того, подчинялись ли они условиям завета или нет (</w:t>
       </w:r>
-      <w:hyperlink r:id="rId36">
-        <w:r>
-          <w:rPr>
-            <w:lang w:val="ru_RU" w:bidi="ru_RU"/>
-          </w:rPr>
-          <w:rPr>
-            <w:color w:val="0000EE"/>
-            <w:u w:val="single"/>
-          </w:rPr>
-          <w:t>28:1–6</w:t>
-        </w:r>
-      </w:hyperlink>
+      <w:r>
+        <w:rPr>
+          <w:lang w:val="ru_RU" w:bidi="ru_RU"/>
+        </w:rPr>
+        <w:t>28:1–6</w:t>
+      </w:r>
       <w:r>
         <w:rPr>
           <w:lang w:val="ru_RU" w:bidi="ru_RU"/>
         </w:rPr>
         <w:t xml:space="preserve">, </w:t>
       </w:r>
-      <w:hyperlink r:id="rId37">
-        <w:r>
-          <w:rPr>
-            <w:lang w:val="ru_RU" w:bidi="ru_RU"/>
-          </w:rPr>
-          <w:rPr>
-            <w:color w:val="0000EE"/>
-            <w:u w:val="single"/>
-          </w:rPr>
-          <w:t>15–19</w:t>
-        </w:r>
-      </w:hyperlink>
+      <w:r>
+        <w:rPr>
+          <w:lang w:val="ru_RU" w:bidi="ru_RU"/>
+        </w:rPr>
+        <w:t>15–19</w:t>
+      </w:r>
       <w:r>
         <w:rPr>
           <w:lang w:val="ru_RU" w:bidi="ru_RU"/>
         </w:rPr>
         <w:t>). Но даже непослушание можно было преодолеть, если народ покается, вернётся и будет восстановлен в общении по завету (</w:t>
       </w:r>
-      <w:hyperlink r:id="rId38">
-        <w:r>
-          <w:rPr>
-            <w:lang w:val="ru_RU" w:bidi="ru_RU"/>
-          </w:rPr>
-          <w:rPr>
-            <w:color w:val="0000EE"/>
-            <w:u w:val="single"/>
-          </w:rPr>
-          <w:t>30:1–10</w:t>
-        </w:r>
-      </w:hyperlink>
+      <w:r>
+        <w:rPr>
+          <w:lang w:val="ru_RU" w:bidi="ru_RU"/>
+        </w:rPr>
+        <w:t>30:1–10</w:t>
+      </w:r>
       <w:r>
         <w:rPr>
           <w:lang w:val="ru_RU" w:bidi="ru_RU"/>
         </w:rPr>
         <w:t xml:space="preserve">; см. также </w:t>
       </w:r>
-      <w:hyperlink r:id="rId39">
-        <w:r>
-          <w:rPr>
-            <w:lang w:val="ru_RU" w:bidi="ru_RU"/>
-          </w:rPr>
-          <w:rPr>
-            <w:color w:val="0000EE"/>
-            <w:u w:val="single"/>
-          </w:rPr>
-          <w:t>Лев.26:40–45</w:t>
-        </w:r>
-      </w:hyperlink>
+      <w:r>
+        <w:rPr>
+          <w:lang w:val="ru_RU" w:bidi="ru_RU"/>
+        </w:rPr>
+        <w:t>Лев.26:40–45</w:t>
+      </w:r>
       <w:r>
         <w:rPr>
           <w:lang w:val="ru_RU" w:bidi="ru_RU"/>
@@ -1094,36 +932,24 @@
         </w:rPr>
         <w:t>Не завет сделал Израиль Божьим народом; это сделало Божье обещание Аврааму о народе, который произойдёт от него (</w:t>
       </w:r>
-      <w:hyperlink r:id="rId40">
-        <w:r>
-          <w:rPr>
-            <w:lang w:val="ru_RU" w:bidi="ru_RU"/>
-          </w:rPr>
-          <w:rPr>
-            <w:color w:val="0000EE"/>
-            <w:u w:val="single"/>
-          </w:rPr>
-          <w:t>Быт.17:1–8</w:t>
-        </w:r>
-      </w:hyperlink>
+      <w:r>
+        <w:rPr>
+          <w:lang w:val="ru_RU" w:bidi="ru_RU"/>
+        </w:rPr>
+        <w:t>Быт.17:1–8</w:t>
+      </w:r>
       <w:r>
         <w:rPr>
           <w:lang w:val="ru_RU" w:bidi="ru_RU"/>
         </w:rPr>
         <w:t>). Завет, заключённый на Синае, дал Израилю привилегию служить Господу как царство священников (</w:t>
       </w:r>
-      <w:hyperlink r:id="rId41">
-        <w:r>
-          <w:rPr>
-            <w:lang w:val="ru_RU" w:bidi="ru_RU"/>
-          </w:rPr>
-          <w:rPr>
-            <w:color w:val="0000EE"/>
-            <w:u w:val="single"/>
-          </w:rPr>
-          <w:t>Исх.19:4–6</w:t>
-        </w:r>
-      </w:hyperlink>
+      <w:r>
+        <w:rPr>
+          <w:lang w:val="ru_RU" w:bidi="ru_RU"/>
+        </w:rPr>
+        <w:t>Исх.19:4–6</w:t>
+      </w:r>
       <w:r>
         <w:rPr>
           <w:lang w:val="ru_RU" w:bidi="ru_RU"/>
